--- a/docs/SRS/830.docx
+++ b/docs/SRS/830.docx
@@ -4,16 +4,1593 @@
   <w:body>
     <w:p>
       <w:pPr>
-        <w:rPr>
-          <w:lang w:val="es-ES_tradnl"/>
+        <w:spacing w:line="240" w:lineRule="auto"/>
+        <w:jc w:val="center"/>
+        <w:rPr>
+          <w:rFonts w:ascii="Times New Roman" w:eastAsia="Times New Roman" w:hAnsi="Times New Roman" w:cs="Times New Roman"/>
+          <w:kern w:val="0"/>
+          <w:lang w:eastAsia="es-MX"/>
+          <w14:ligatures w14:val="none"/>
         </w:rPr>
       </w:pPr>
       <w:r>
         <w:rPr>
+          <w:rFonts w:ascii="Arial" w:eastAsia="Times New Roman" w:hAnsi="Arial" w:cs="Arial"/>
+          <w:color w:val="000000"/>
+          <w:kern w:val="0"/>
+          <w:sz w:val="18"/>
+          <w:szCs w:val="18"/>
+          <w:lang w:eastAsia="es-MX"/>
+          <w14:ligatures w14:val="none"/>
+        </w:rPr>
+        <w:t>UNIVERSIDAD DE GUADALAJARA</w:t>
+      </w:r>
+    </w:p>
+    <w:p>
+      <w:pPr>
+        <w:spacing w:line="240" w:lineRule="auto"/>
+        <w:jc w:val="center"/>
+        <w:rPr>
+          <w:rFonts w:ascii="Times New Roman" w:eastAsia="Times New Roman" w:hAnsi="Times New Roman" w:cs="Times New Roman"/>
+          <w:kern w:val="0"/>
+          <w:lang w:eastAsia="es-MX"/>
+          <w14:ligatures w14:val="none"/>
+        </w:rPr>
+      </w:pPr>
+      <w:r>
+        <w:rPr>
+          <w:rFonts w:ascii="Arial" w:eastAsia="Times New Roman" w:hAnsi="Arial" w:cs="Arial"/>
+          <w:color w:val="000000"/>
+          <w:kern w:val="0"/>
+          <w:sz w:val="18"/>
+          <w:szCs w:val="18"/>
+          <w:lang w:eastAsia="es-MX"/>
+          <w14:ligatures w14:val="none"/>
+        </w:rPr>
+        <w:t>Licenciatura en Inteligencia Artificial y Ciencia de Datos</w:t>
+      </w:r>
+    </w:p>
+    <w:p>
+      <w:pPr>
+        <w:spacing w:line="240" w:lineRule="auto"/>
+        <w:jc w:val="center"/>
+        <w:rPr>
+          <w:rFonts w:ascii="Times New Roman" w:eastAsia="Times New Roman" w:hAnsi="Times New Roman" w:cs="Times New Roman"/>
+          <w:kern w:val="0"/>
+          <w:lang w:eastAsia="es-MX"/>
+          <w14:ligatures w14:val="none"/>
+        </w:rPr>
+      </w:pPr>
+      <w:r>
+        <w:rPr>
+          <w:rFonts w:ascii="Arial" w:eastAsia="Times New Roman" w:hAnsi="Arial" w:cs="Arial"/>
+          <w:color w:val="000000"/>
+          <w:kern w:val="0"/>
+          <w:sz w:val="18"/>
+          <w:szCs w:val="18"/>
+          <w:lang w:eastAsia="es-MX"/>
+          <w14:ligatures w14:val="none"/>
+        </w:rPr>
+        <w:t>IEEE 830-1998 · Equipo 5 — Plataforma multimodal inteligente</w:t>
+      </w:r>
+    </w:p>
+    <w:p>
+      <w:pPr>
+        <w:spacing w:line="240" w:lineRule="auto"/>
+        <w:rPr>
+          <w:rFonts w:ascii="Times New Roman" w:eastAsia="Times New Roman" w:hAnsi="Times New Roman" w:cs="Times New Roman"/>
+          <w:kern w:val="0"/>
+          <w:lang w:eastAsia="es-MX"/>
+          <w14:ligatures w14:val="none"/>
+        </w:rPr>
+      </w:pPr>
+      <w:r>
+        <w:rPr>
+          <w:rFonts w:ascii="Arial" w:eastAsia="Times New Roman" w:hAnsi="Arial" w:cs="Arial"/>
+          <w:color w:val="000000"/>
+          <w:kern w:val="0"/>
+          <w:sz w:val="18"/>
+          <w:szCs w:val="18"/>
+          <w:lang w:eastAsia="es-MX"/>
+          <w14:ligatures w14:val="none"/>
+        </w:rPr>
+        <w:t>Equipo: Bethzy Salcido Toro</w:t>
+      </w:r>
+      <w:r>
+        <w:rPr>
+          <w:rFonts w:ascii="Arial" w:eastAsia="Times New Roman" w:hAnsi="Arial" w:cs="Arial"/>
+          <w:color w:val="000000"/>
+          <w:kern w:val="0"/>
+          <w:sz w:val="18"/>
+          <w:szCs w:val="18"/>
+          <w:lang w:eastAsia="es-MX"/>
+          <w14:ligatures w14:val="none"/>
+        </w:rPr>
+        <w:br/>
+        <w:t xml:space="preserve">             Karla Cerecer Vázquez</w:t>
+      </w:r>
+      <w:r>
+        <w:rPr>
+          <w:rFonts w:ascii="Arial" w:eastAsia="Times New Roman" w:hAnsi="Arial" w:cs="Arial"/>
+          <w:color w:val="000000"/>
+          <w:kern w:val="0"/>
+          <w:sz w:val="18"/>
+          <w:szCs w:val="18"/>
+          <w:lang w:eastAsia="es-MX"/>
+          <w14:ligatures w14:val="none"/>
+        </w:rPr>
+        <w:br/>
+        <w:t xml:space="preserve">             Edgar Gomez Martinez</w:t>
+      </w:r>
+      <w:r>
+        <w:rPr>
+          <w:rFonts w:ascii="Arial" w:eastAsia="Times New Roman" w:hAnsi="Arial" w:cs="Arial"/>
+          <w:color w:val="000000"/>
+          <w:kern w:val="0"/>
+          <w:sz w:val="18"/>
+          <w:szCs w:val="18"/>
+          <w:lang w:eastAsia="es-MX"/>
+          <w14:ligatures w14:val="none"/>
+        </w:rPr>
+        <w:br/>
+        <w:t xml:space="preserve">             Dereck Serrano Gomez</w:t>
+      </w:r>
+      <w:r>
+        <w:rPr>
+          <w:rFonts w:ascii="Arial" w:eastAsia="Times New Roman" w:hAnsi="Arial" w:cs="Arial"/>
+          <w:color w:val="000000"/>
+          <w:kern w:val="0"/>
+          <w:sz w:val="18"/>
+          <w:szCs w:val="18"/>
+          <w:lang w:eastAsia="es-MX"/>
+          <w14:ligatures w14:val="none"/>
+        </w:rPr>
+        <w:br/>
+        <w:t xml:space="preserve">             Guillermo Ornelas Jimenez</w:t>
+      </w:r>
+      <w:r>
+        <w:rPr>
+          <w:rFonts w:ascii="Arial" w:eastAsia="Times New Roman" w:hAnsi="Arial" w:cs="Arial"/>
+          <w:color w:val="000000"/>
+          <w:kern w:val="0"/>
+          <w:sz w:val="18"/>
+          <w:szCs w:val="18"/>
+          <w:lang w:eastAsia="es-MX"/>
+          <w14:ligatures w14:val="none"/>
+        </w:rPr>
+        <w:br/>
+      </w:r>
+      <w:r>
+        <w:rPr>
+          <w:rFonts w:ascii="Arial" w:eastAsia="Times New Roman" w:hAnsi="Arial" w:cs="Arial"/>
+          <w:color w:val="000000"/>
+          <w:kern w:val="0"/>
+          <w:sz w:val="18"/>
+          <w:szCs w:val="18"/>
+          <w:lang w:eastAsia="es-MX"/>
+          <w14:ligatures w14:val="none"/>
+        </w:rPr>
+        <w:br/>
+      </w:r>
+    </w:p>
+    <w:p>
+      <w:pPr>
+        <w:spacing w:line="240" w:lineRule="auto"/>
+        <w:jc w:val="center"/>
+        <w:rPr>
+          <w:rFonts w:ascii="Times New Roman" w:eastAsia="Times New Roman" w:hAnsi="Times New Roman" w:cs="Times New Roman"/>
+          <w:kern w:val="0"/>
+          <w:lang w:eastAsia="es-MX"/>
+          <w14:ligatures w14:val="none"/>
+        </w:rPr>
+      </w:pPr>
+      <w:r>
+        <w:rPr>
+          <w:rFonts w:ascii="Arial" w:eastAsia="Times New Roman" w:hAnsi="Arial" w:cs="Arial"/>
+          <w:color w:val="000000"/>
+          <w:kern w:val="0"/>
+          <w:sz w:val="18"/>
+          <w:szCs w:val="18"/>
+          <w:lang w:eastAsia="es-MX"/>
+          <w14:ligatures w14:val="none"/>
+        </w:rPr>
+        <w:t>Versión 1.0 · 21 de octubre de 2026 · Estado: borrador para validación</w:t>
+      </w:r>
+    </w:p>
+    <w:p>
+      <w:pPr>
+        <w:spacing w:before="360" w:after="80" w:line="240" w:lineRule="auto"/>
+        <w:outlineLvl w:val="0"/>
+        <w:rPr>
+          <w:rFonts w:ascii="Times New Roman" w:eastAsia="Times New Roman" w:hAnsi="Times New Roman" w:cs="Times New Roman"/>
+          <w:b/>
+          <w:bCs/>
+          <w:kern w:val="36"/>
+          <w:sz w:val="48"/>
+          <w:szCs w:val="48"/>
+          <w:lang w:eastAsia="es-MX"/>
+          <w14:ligatures w14:val="none"/>
+        </w:rPr>
+      </w:pPr>
+      <w:r>
+        <w:rPr>
+          <w:rFonts w:ascii="Arial" w:eastAsia="Times New Roman" w:hAnsi="Arial" w:cs="Arial"/>
+          <w:color w:val="0F4761"/>
+          <w:kern w:val="36"/>
+          <w:sz w:val="40"/>
+          <w:szCs w:val="40"/>
+          <w:lang w:eastAsia="es-MX"/>
+          <w14:ligatures w14:val="none"/>
+        </w:rPr>
+        <w:t>Índice</w:t>
+      </w:r>
+    </w:p>
+    <w:p>
+      <w:pPr>
+        <w:spacing w:line="240" w:lineRule="auto"/>
+        <w:rPr>
+          <w:rFonts w:ascii="Times New Roman" w:eastAsia="Times New Roman" w:hAnsi="Times New Roman" w:cs="Times New Roman"/>
+          <w:kern w:val="0"/>
+          <w:lang w:eastAsia="es-MX"/>
+          <w14:ligatures w14:val="none"/>
+        </w:rPr>
+      </w:pPr>
+      <w:r>
+        <w:rPr>
+          <w:rFonts w:ascii="Arial" w:eastAsia="Times New Roman" w:hAnsi="Arial" w:cs="Arial"/>
+          <w:color w:val="000000"/>
+          <w:kern w:val="0"/>
+          <w:sz w:val="18"/>
+          <w:szCs w:val="18"/>
+          <w:lang w:eastAsia="es-MX"/>
+          <w14:ligatures w14:val="none"/>
+        </w:rPr>
+        <w:t>1. Introducción: 1.1 Propósito; 1.2 Alcance; 1.3 Definiciones; 1.4 Referencias; 1.5 Apreciación global</w:t>
+      </w:r>
+    </w:p>
+    <w:p>
+      <w:pPr>
+        <w:spacing w:before="360" w:after="80" w:line="240" w:lineRule="auto"/>
+        <w:outlineLvl w:val="0"/>
+        <w:rPr>
+          <w:rFonts w:ascii="Times New Roman" w:eastAsia="Times New Roman" w:hAnsi="Times New Roman" w:cs="Times New Roman"/>
+          <w:b/>
+          <w:bCs/>
+          <w:kern w:val="36"/>
+          <w:sz w:val="48"/>
+          <w:szCs w:val="48"/>
+          <w:lang w:eastAsia="es-MX"/>
+          <w14:ligatures w14:val="none"/>
+        </w:rPr>
+      </w:pPr>
+      <w:r>
+        <w:rPr>
+          <w:rFonts w:ascii="Arial" w:eastAsia="Times New Roman" w:hAnsi="Arial" w:cs="Arial"/>
+          <w:color w:val="0F4761"/>
+          <w:kern w:val="36"/>
+          <w:sz w:val="40"/>
+          <w:szCs w:val="40"/>
+          <w:lang w:eastAsia="es-MX"/>
+          <w14:ligatures w14:val="none"/>
+        </w:rPr>
+        <w:t>1. Introducción</w:t>
+      </w:r>
+    </w:p>
+    <w:p>
+      <w:pPr>
+        <w:spacing w:before="160" w:after="80" w:line="240" w:lineRule="auto"/>
+        <w:outlineLvl w:val="1"/>
+        <w:rPr>
+          <w:rFonts w:ascii="Times New Roman" w:eastAsia="Times New Roman" w:hAnsi="Times New Roman" w:cs="Times New Roman"/>
+          <w:b/>
+          <w:bCs/>
+          <w:kern w:val="0"/>
+          <w:sz w:val="36"/>
+          <w:szCs w:val="36"/>
+          <w:lang w:eastAsia="es-MX"/>
+          <w14:ligatures w14:val="none"/>
+        </w:rPr>
+      </w:pPr>
+      <w:r>
+        <w:rPr>
+          <w:rFonts w:ascii="Arial" w:eastAsia="Times New Roman" w:hAnsi="Arial" w:cs="Arial"/>
+          <w:color w:val="0F4761"/>
+          <w:kern w:val="0"/>
+          <w:sz w:val="32"/>
+          <w:szCs w:val="32"/>
+          <w:lang w:eastAsia="es-MX"/>
+          <w14:ligatures w14:val="none"/>
+        </w:rPr>
+        <w:t>1.1 Propósito</w:t>
+      </w:r>
+    </w:p>
+    <w:p>
+      <w:pPr>
+        <w:spacing w:line="240" w:lineRule="auto"/>
+        <w:rPr>
+          <w:rFonts w:ascii="Times New Roman" w:eastAsia="Times New Roman" w:hAnsi="Times New Roman" w:cs="Times New Roman"/>
+          <w:kern w:val="0"/>
+          <w:lang w:eastAsia="es-MX"/>
+          <w14:ligatures w14:val="none"/>
+        </w:rPr>
+      </w:pPr>
+      <w:r>
+        <w:rPr>
+          <w:rFonts w:ascii="Arial" w:eastAsia="Times New Roman" w:hAnsi="Arial" w:cs="Arial"/>
+          <w:color w:val="000000"/>
+          <w:kern w:val="0"/>
+          <w:sz w:val="18"/>
+          <w:szCs w:val="18"/>
+          <w:lang w:eastAsia="es-MX"/>
+          <w14:ligatures w14:val="none"/>
+        </w:rPr>
+        <w:t>Definir los requisitos verificables de una plataforma académica de inteligencia artificial capaz de recibir y procesar distintas modalidades de información, y de integrar sus resultados en una experiencia común. Este SRS sirve como referencia para implementación, pruebas y aceptación del proyecto del Equipo 5. </w:t>
+      </w:r>
+    </w:p>
+    <w:p>
+      <w:pPr>
+        <w:spacing w:before="160" w:after="80" w:line="240" w:lineRule="auto"/>
+        <w:outlineLvl w:val="1"/>
+        <w:rPr>
+          <w:rFonts w:ascii="Times New Roman" w:eastAsia="Times New Roman" w:hAnsi="Times New Roman" w:cs="Times New Roman"/>
+          <w:b/>
+          <w:bCs/>
+          <w:kern w:val="0"/>
+          <w:sz w:val="36"/>
+          <w:szCs w:val="36"/>
+          <w:lang w:eastAsia="es-MX"/>
+          <w14:ligatures w14:val="none"/>
+        </w:rPr>
+      </w:pPr>
+      <w:r>
+        <w:rPr>
+          <w:rFonts w:ascii="Arial" w:eastAsia="Times New Roman" w:hAnsi="Arial" w:cs="Arial"/>
+          <w:color w:val="0F4761"/>
+          <w:kern w:val="0"/>
+          <w:sz w:val="32"/>
+          <w:szCs w:val="32"/>
+          <w:lang w:eastAsia="es-MX"/>
+          <w14:ligatures w14:val="none"/>
+        </w:rPr>
+        <w:t>1.2 Alcance</w:t>
+      </w:r>
+    </w:p>
+    <w:p>
+      <w:pPr>
+        <w:spacing w:line="240" w:lineRule="auto"/>
+        <w:rPr>
+          <w:rFonts w:ascii="Times New Roman" w:eastAsia="Times New Roman" w:hAnsi="Times New Roman" w:cs="Times New Roman"/>
+          <w:kern w:val="0"/>
+          <w:lang w:eastAsia="es-MX"/>
+          <w14:ligatures w14:val="none"/>
+        </w:rPr>
+      </w:pPr>
+      <w:r>
+        <w:rPr>
+          <w:rFonts w:ascii="Arial" w:eastAsia="Times New Roman" w:hAnsi="Arial" w:cs="Arial"/>
+          <w:color w:val="000000"/>
+          <w:kern w:val="0"/>
+          <w:sz w:val="18"/>
+          <w:szCs w:val="18"/>
+          <w:lang w:eastAsia="es-MX"/>
+          <w14:ligatures w14:val="none"/>
+        </w:rPr>
+        <w:t>El sistema recibirá texto, imágenes, archivos PDF y documentos; el audio es opcional. Dispondrá de rutas de procesamiento diferenciadas según la modalidad y de integración posterior de la información. Contempla en su arquitectura enrutamiento de entradas, análisis de documentos, modelos de visión-lenguaje, embeddings, base vectorial, RAG multimodal, enrutamiento de modelos, salidas estructuradas, evaluación y observabilidad. </w:t>
+      </w:r>
+    </w:p>
+    <w:p>
+      <w:pPr>
+        <w:spacing w:line="240" w:lineRule="auto"/>
+        <w:rPr>
+          <w:rFonts w:ascii="Times New Roman" w:eastAsia="Times New Roman" w:hAnsi="Times New Roman" w:cs="Times New Roman"/>
+          <w:kern w:val="0"/>
+          <w:lang w:eastAsia="es-MX"/>
+          <w14:ligatures w14:val="none"/>
+        </w:rPr>
+      </w:pPr>
+      <w:r>
+        <w:rPr>
+          <w:rFonts w:ascii="Arial" w:eastAsia="Times New Roman" w:hAnsi="Arial" w:cs="Arial"/>
+          <w:color w:val="000000"/>
+          <w:kern w:val="0"/>
+          <w:sz w:val="18"/>
+          <w:szCs w:val="18"/>
+          <w:lang w:eastAsia="es-MX"/>
+          <w14:ligatures w14:val="none"/>
+        </w:rPr>
+        <w:t>No se establece en la fuente una interfaz final, proveedor de modelos, límites de archivos, niveles de servicio, idioma obligatorio ni políticas de conservación de datos. Estos puntos se mantienen abiertos. </w:t>
+      </w:r>
+    </w:p>
+    <w:p>
+      <w:pPr>
+        <w:spacing w:before="160" w:after="80" w:line="240" w:lineRule="auto"/>
+        <w:outlineLvl w:val="1"/>
+        <w:rPr>
+          <w:rFonts w:ascii="Times New Roman" w:eastAsia="Times New Roman" w:hAnsi="Times New Roman" w:cs="Times New Roman"/>
+          <w:b/>
+          <w:bCs/>
+          <w:kern w:val="0"/>
+          <w:sz w:val="36"/>
+          <w:szCs w:val="36"/>
+          <w:lang w:eastAsia="es-MX"/>
+          <w14:ligatures w14:val="none"/>
+        </w:rPr>
+      </w:pPr>
+      <w:r>
+        <w:rPr>
+          <w:rFonts w:ascii="Arial" w:eastAsia="Times New Roman" w:hAnsi="Arial" w:cs="Arial"/>
+          <w:color w:val="0F4761"/>
+          <w:kern w:val="0"/>
+          <w:sz w:val="32"/>
+          <w:szCs w:val="32"/>
+          <w:lang w:eastAsia="es-MX"/>
+          <w14:ligatures w14:val="none"/>
+        </w:rPr>
+        <w:t>1.3 Definiciones, siglas y abreviaciones</w:t>
+      </w:r>
+    </w:p>
+    <w:tbl>
+      <w:tblPr>
+        <w:tblW w:w="0" w:type="auto"/>
+        <w:jc w:val="center"/>
+        <w:tblCellMar>
+          <w:top w:w="15" w:type="dxa"/>
+          <w:left w:w="15" w:type="dxa"/>
+          <w:bottom w:w="15" w:type="dxa"/>
+          <w:right w:w="15" w:type="dxa"/>
+        </w:tblCellMar>
+        <w:tblLook w:val="04A0" w:firstRow="1" w:lastRow="0" w:firstColumn="1" w:lastColumn="0" w:noHBand="0" w:noVBand="1"/>
+      </w:tblPr>
+      <w:tblGrid>
+        <w:gridCol w:w="1542"/>
+        <w:gridCol w:w="5717"/>
+      </w:tblGrid>
+      <w:tr>
+        <w:trPr>
+          <w:jc w:val="center"/>
+        </w:trPr>
+        <w:tc>
+          <w:tcPr>
+            <w:tcW w:w="0" w:type="auto"/>
+            <w:tcMar>
+              <w:top w:w="100" w:type="dxa"/>
+              <w:left w:w="100" w:type="dxa"/>
+              <w:bottom w:w="100" w:type="dxa"/>
+              <w:right w:w="100" w:type="dxa"/>
+            </w:tcMar>
+            <w:hideMark/>
+          </w:tcPr>
+          <w:p>
+            <w:pPr>
+              <w:spacing w:line="240" w:lineRule="auto"/>
+              <w:rPr>
+                <w:rFonts w:ascii="Times New Roman" w:eastAsia="Times New Roman" w:hAnsi="Times New Roman" w:cs="Times New Roman"/>
+                <w:kern w:val="0"/>
+                <w:lang w:eastAsia="es-MX"/>
+                <w14:ligatures w14:val="none"/>
+              </w:rPr>
+            </w:pPr>
+            <w:r>
+              <w:rPr>
+                <w:rFonts w:ascii="Calibri" w:eastAsia="Times New Roman" w:hAnsi="Calibri" w:cs="Calibri"/>
+                <w:b/>
+                <w:bCs/>
+                <w:color w:val="000000"/>
+                <w:kern w:val="0"/>
+                <w:sz w:val="22"/>
+                <w:szCs w:val="22"/>
+                <w:lang w:eastAsia="es-MX"/>
+                <w14:ligatures w14:val="none"/>
+              </w:rPr>
+              <w:t>Término</w:t>
+            </w:r>
+          </w:p>
+        </w:tc>
+        <w:tc>
+          <w:tcPr>
+            <w:tcW w:w="0" w:type="auto"/>
+            <w:tcMar>
+              <w:top w:w="100" w:type="dxa"/>
+              <w:left w:w="100" w:type="dxa"/>
+              <w:bottom w:w="100" w:type="dxa"/>
+              <w:right w:w="100" w:type="dxa"/>
+            </w:tcMar>
+            <w:hideMark/>
+          </w:tcPr>
+          <w:p>
+            <w:pPr>
+              <w:spacing w:line="240" w:lineRule="auto"/>
+              <w:rPr>
+                <w:rFonts w:ascii="Times New Roman" w:eastAsia="Times New Roman" w:hAnsi="Times New Roman" w:cs="Times New Roman"/>
+                <w:kern w:val="0"/>
+                <w:lang w:eastAsia="es-MX"/>
+                <w14:ligatures w14:val="none"/>
+              </w:rPr>
+            </w:pPr>
+            <w:r>
+              <w:rPr>
+                <w:rFonts w:ascii="Calibri" w:eastAsia="Times New Roman" w:hAnsi="Calibri" w:cs="Calibri"/>
+                <w:b/>
+                <w:bCs/>
+                <w:color w:val="000000"/>
+                <w:kern w:val="0"/>
+                <w:sz w:val="22"/>
+                <w:szCs w:val="22"/>
+                <w:lang w:eastAsia="es-MX"/>
+                <w14:ligatures w14:val="none"/>
+              </w:rPr>
+              <w:t>Definición</w:t>
+            </w:r>
+          </w:p>
+        </w:tc>
+      </w:tr>
+      <w:tr>
+        <w:trPr>
+          <w:jc w:val="center"/>
+        </w:trPr>
+        <w:tc>
+          <w:tcPr>
+            <w:tcW w:w="0" w:type="auto"/>
+            <w:tcMar>
+              <w:top w:w="100" w:type="dxa"/>
+              <w:left w:w="100" w:type="dxa"/>
+              <w:bottom w:w="100" w:type="dxa"/>
+              <w:right w:w="100" w:type="dxa"/>
+            </w:tcMar>
+            <w:hideMark/>
+          </w:tcPr>
+          <w:p>
+            <w:pPr>
+              <w:spacing w:line="240" w:lineRule="auto"/>
+              <w:rPr>
+                <w:rFonts w:ascii="Times New Roman" w:eastAsia="Times New Roman" w:hAnsi="Times New Roman" w:cs="Times New Roman"/>
+                <w:kern w:val="0"/>
+                <w:lang w:eastAsia="es-MX"/>
+                <w14:ligatures w14:val="none"/>
+              </w:rPr>
+            </w:pPr>
+            <w:r>
+              <w:rPr>
+                <w:rFonts w:ascii="Calibri" w:eastAsia="Times New Roman" w:hAnsi="Calibri" w:cs="Calibri"/>
+                <w:color w:val="000000"/>
+                <w:kern w:val="0"/>
+                <w:sz w:val="22"/>
+                <w:szCs w:val="22"/>
+                <w:lang w:eastAsia="es-MX"/>
+                <w14:ligatures w14:val="none"/>
+              </w:rPr>
+              <w:t>SRS</w:t>
+            </w:r>
+          </w:p>
+        </w:tc>
+        <w:tc>
+          <w:tcPr>
+            <w:tcW w:w="0" w:type="auto"/>
+            <w:tcMar>
+              <w:top w:w="100" w:type="dxa"/>
+              <w:left w:w="100" w:type="dxa"/>
+              <w:bottom w:w="100" w:type="dxa"/>
+              <w:right w:w="100" w:type="dxa"/>
+            </w:tcMar>
+            <w:hideMark/>
+          </w:tcPr>
+          <w:p>
+            <w:pPr>
+              <w:spacing w:line="240" w:lineRule="auto"/>
+              <w:rPr>
+                <w:rFonts w:ascii="Times New Roman" w:eastAsia="Times New Roman" w:hAnsi="Times New Roman" w:cs="Times New Roman"/>
+                <w:kern w:val="0"/>
+                <w:lang w:eastAsia="es-MX"/>
+                <w14:ligatures w14:val="none"/>
+              </w:rPr>
+            </w:pPr>
+            <w:r>
+              <w:rPr>
+                <w:rFonts w:ascii="Calibri" w:eastAsia="Times New Roman" w:hAnsi="Calibri" w:cs="Calibri"/>
+                <w:color w:val="000000"/>
+                <w:kern w:val="0"/>
+                <w:sz w:val="22"/>
+                <w:szCs w:val="22"/>
+                <w:lang w:eastAsia="es-MX"/>
+                <w14:ligatures w14:val="none"/>
+              </w:rPr>
+              <w:t>Especificación de requisitos de software</w:t>
+            </w:r>
+          </w:p>
+        </w:tc>
+      </w:tr>
+      <w:tr>
+        <w:trPr>
+          <w:jc w:val="center"/>
+        </w:trPr>
+        <w:tc>
+          <w:tcPr>
+            <w:tcW w:w="0" w:type="auto"/>
+            <w:tcMar>
+              <w:top w:w="100" w:type="dxa"/>
+              <w:left w:w="100" w:type="dxa"/>
+              <w:bottom w:w="100" w:type="dxa"/>
+              <w:right w:w="100" w:type="dxa"/>
+            </w:tcMar>
+            <w:hideMark/>
+          </w:tcPr>
+          <w:p>
+            <w:pPr>
+              <w:spacing w:line="240" w:lineRule="auto"/>
+              <w:rPr>
+                <w:rFonts w:ascii="Times New Roman" w:eastAsia="Times New Roman" w:hAnsi="Times New Roman" w:cs="Times New Roman"/>
+                <w:kern w:val="0"/>
+                <w:lang w:eastAsia="es-MX"/>
+                <w14:ligatures w14:val="none"/>
+              </w:rPr>
+            </w:pPr>
+            <w:r>
+              <w:rPr>
+                <w:rFonts w:ascii="Calibri" w:eastAsia="Times New Roman" w:hAnsi="Calibri" w:cs="Calibri"/>
+                <w:color w:val="000000"/>
+                <w:kern w:val="0"/>
+                <w:sz w:val="22"/>
+                <w:szCs w:val="22"/>
+                <w:lang w:eastAsia="es-MX"/>
+                <w14:ligatures w14:val="none"/>
+              </w:rPr>
+              <w:t>RF / RNF</w:t>
+            </w:r>
+          </w:p>
+        </w:tc>
+        <w:tc>
+          <w:tcPr>
+            <w:tcW w:w="0" w:type="auto"/>
+            <w:tcMar>
+              <w:top w:w="100" w:type="dxa"/>
+              <w:left w:w="100" w:type="dxa"/>
+              <w:bottom w:w="100" w:type="dxa"/>
+              <w:right w:w="100" w:type="dxa"/>
+            </w:tcMar>
+            <w:hideMark/>
+          </w:tcPr>
+          <w:p>
+            <w:pPr>
+              <w:spacing w:line="240" w:lineRule="auto"/>
+              <w:rPr>
+                <w:rFonts w:ascii="Times New Roman" w:eastAsia="Times New Roman" w:hAnsi="Times New Roman" w:cs="Times New Roman"/>
+                <w:kern w:val="0"/>
+                <w:lang w:eastAsia="es-MX"/>
+                <w14:ligatures w14:val="none"/>
+              </w:rPr>
+            </w:pPr>
+            <w:r>
+              <w:rPr>
+                <w:rFonts w:ascii="Calibri" w:eastAsia="Times New Roman" w:hAnsi="Calibri" w:cs="Calibri"/>
+                <w:color w:val="000000"/>
+                <w:kern w:val="0"/>
+                <w:sz w:val="22"/>
+                <w:szCs w:val="22"/>
+                <w:lang w:eastAsia="es-MX"/>
+                <w14:ligatures w14:val="none"/>
+              </w:rPr>
+              <w:t>Requisito funcional / no funcional</w:t>
+            </w:r>
+          </w:p>
+        </w:tc>
+      </w:tr>
+      <w:tr>
+        <w:trPr>
+          <w:jc w:val="center"/>
+        </w:trPr>
+        <w:tc>
+          <w:tcPr>
+            <w:tcW w:w="0" w:type="auto"/>
+            <w:tcMar>
+              <w:top w:w="100" w:type="dxa"/>
+              <w:left w:w="100" w:type="dxa"/>
+              <w:bottom w:w="100" w:type="dxa"/>
+              <w:right w:w="100" w:type="dxa"/>
+            </w:tcMar>
+            <w:hideMark/>
+          </w:tcPr>
+          <w:p>
+            <w:pPr>
+              <w:spacing w:line="240" w:lineRule="auto"/>
+              <w:rPr>
+                <w:rFonts w:ascii="Times New Roman" w:eastAsia="Times New Roman" w:hAnsi="Times New Roman" w:cs="Times New Roman"/>
+                <w:kern w:val="0"/>
+                <w:lang w:eastAsia="es-MX"/>
+                <w14:ligatures w14:val="none"/>
+              </w:rPr>
+            </w:pPr>
+            <w:r>
+              <w:rPr>
+                <w:rFonts w:ascii="Calibri" w:eastAsia="Times New Roman" w:hAnsi="Calibri" w:cs="Calibri"/>
+                <w:color w:val="000000"/>
+                <w:kern w:val="0"/>
+                <w:sz w:val="22"/>
+                <w:szCs w:val="22"/>
+                <w:lang w:eastAsia="es-MX"/>
+                <w14:ligatures w14:val="none"/>
+              </w:rPr>
+              <w:t>TDCU / CU</w:t>
+            </w:r>
+          </w:p>
+        </w:tc>
+        <w:tc>
+          <w:tcPr>
+            <w:tcW w:w="0" w:type="auto"/>
+            <w:tcMar>
+              <w:top w:w="100" w:type="dxa"/>
+              <w:left w:w="100" w:type="dxa"/>
+              <w:bottom w:w="100" w:type="dxa"/>
+              <w:right w:w="100" w:type="dxa"/>
+            </w:tcMar>
+            <w:hideMark/>
+          </w:tcPr>
+          <w:p>
+            <w:pPr>
+              <w:spacing w:line="240" w:lineRule="auto"/>
+              <w:rPr>
+                <w:rFonts w:ascii="Times New Roman" w:eastAsia="Times New Roman" w:hAnsi="Times New Roman" w:cs="Times New Roman"/>
+                <w:kern w:val="0"/>
+                <w:lang w:eastAsia="es-MX"/>
+                <w14:ligatures w14:val="none"/>
+              </w:rPr>
+            </w:pPr>
+            <w:r>
+              <w:rPr>
+                <w:rFonts w:ascii="Calibri" w:eastAsia="Times New Roman" w:hAnsi="Calibri" w:cs="Calibri"/>
+                <w:color w:val="000000"/>
+                <w:kern w:val="0"/>
+                <w:sz w:val="22"/>
+                <w:szCs w:val="22"/>
+                <w:lang w:eastAsia="es-MX"/>
+                <w14:ligatures w14:val="none"/>
+              </w:rPr>
+              <w:t>Tabla detallada de caso de uso / caso de uso</w:t>
+            </w:r>
+          </w:p>
+        </w:tc>
+      </w:tr>
+      <w:tr>
+        <w:trPr>
+          <w:jc w:val="center"/>
+        </w:trPr>
+        <w:tc>
+          <w:tcPr>
+            <w:tcW w:w="0" w:type="auto"/>
+            <w:tcMar>
+              <w:top w:w="100" w:type="dxa"/>
+              <w:left w:w="100" w:type="dxa"/>
+              <w:bottom w:w="100" w:type="dxa"/>
+              <w:right w:w="100" w:type="dxa"/>
+            </w:tcMar>
+            <w:hideMark/>
+          </w:tcPr>
+          <w:p>
+            <w:pPr>
+              <w:spacing w:line="240" w:lineRule="auto"/>
+              <w:rPr>
+                <w:rFonts w:ascii="Times New Roman" w:eastAsia="Times New Roman" w:hAnsi="Times New Roman" w:cs="Times New Roman"/>
+                <w:kern w:val="0"/>
+                <w:lang w:eastAsia="es-MX"/>
+                <w14:ligatures w14:val="none"/>
+              </w:rPr>
+            </w:pPr>
+            <w:r>
+              <w:rPr>
+                <w:rFonts w:ascii="Calibri" w:eastAsia="Times New Roman" w:hAnsi="Calibri" w:cs="Calibri"/>
+                <w:color w:val="000000"/>
+                <w:kern w:val="0"/>
+                <w:sz w:val="22"/>
+                <w:szCs w:val="22"/>
+                <w:lang w:eastAsia="es-MX"/>
+                <w14:ligatures w14:val="none"/>
+              </w:rPr>
+              <w:t>LLM</w:t>
+            </w:r>
+          </w:p>
+        </w:tc>
+        <w:tc>
+          <w:tcPr>
+            <w:tcW w:w="0" w:type="auto"/>
+            <w:tcMar>
+              <w:top w:w="100" w:type="dxa"/>
+              <w:left w:w="100" w:type="dxa"/>
+              <w:bottom w:w="100" w:type="dxa"/>
+              <w:right w:w="100" w:type="dxa"/>
+            </w:tcMar>
+            <w:hideMark/>
+          </w:tcPr>
+          <w:p>
+            <w:pPr>
+              <w:spacing w:line="240" w:lineRule="auto"/>
+              <w:rPr>
+                <w:rFonts w:ascii="Times New Roman" w:eastAsia="Times New Roman" w:hAnsi="Times New Roman" w:cs="Times New Roman"/>
+                <w:kern w:val="0"/>
+                <w:lang w:eastAsia="es-MX"/>
+                <w14:ligatures w14:val="none"/>
+              </w:rPr>
+            </w:pPr>
+            <w:r>
+              <w:rPr>
+                <w:rFonts w:ascii="Calibri" w:eastAsia="Times New Roman" w:hAnsi="Calibri" w:cs="Calibri"/>
+                <w:color w:val="000000"/>
+                <w:kern w:val="0"/>
+                <w:sz w:val="22"/>
+                <w:szCs w:val="22"/>
+                <w:lang w:eastAsia="es-MX"/>
+                <w14:ligatures w14:val="none"/>
+              </w:rPr>
+              <w:t>Modelo de lenguaje de gran tamaño</w:t>
+            </w:r>
+          </w:p>
+        </w:tc>
+      </w:tr>
+      <w:tr>
+        <w:trPr>
+          <w:jc w:val="center"/>
+        </w:trPr>
+        <w:tc>
+          <w:tcPr>
+            <w:tcW w:w="0" w:type="auto"/>
+            <w:tcMar>
+              <w:top w:w="100" w:type="dxa"/>
+              <w:left w:w="100" w:type="dxa"/>
+              <w:bottom w:w="100" w:type="dxa"/>
+              <w:right w:w="100" w:type="dxa"/>
+            </w:tcMar>
+            <w:hideMark/>
+          </w:tcPr>
+          <w:p>
+            <w:pPr>
+              <w:spacing w:line="240" w:lineRule="auto"/>
+              <w:rPr>
+                <w:rFonts w:ascii="Times New Roman" w:eastAsia="Times New Roman" w:hAnsi="Times New Roman" w:cs="Times New Roman"/>
+                <w:kern w:val="0"/>
+                <w:lang w:eastAsia="es-MX"/>
+                <w14:ligatures w14:val="none"/>
+              </w:rPr>
+            </w:pPr>
+            <w:r>
+              <w:rPr>
+                <w:rFonts w:ascii="Calibri" w:eastAsia="Times New Roman" w:hAnsi="Calibri" w:cs="Calibri"/>
+                <w:color w:val="000000"/>
+                <w:kern w:val="0"/>
+                <w:sz w:val="22"/>
+                <w:szCs w:val="22"/>
+                <w:lang w:eastAsia="es-MX"/>
+                <w14:ligatures w14:val="none"/>
+              </w:rPr>
+              <w:t>VLM</w:t>
+            </w:r>
+          </w:p>
+        </w:tc>
+        <w:tc>
+          <w:tcPr>
+            <w:tcW w:w="0" w:type="auto"/>
+            <w:tcMar>
+              <w:top w:w="100" w:type="dxa"/>
+              <w:left w:w="100" w:type="dxa"/>
+              <w:bottom w:w="100" w:type="dxa"/>
+              <w:right w:w="100" w:type="dxa"/>
+            </w:tcMar>
+            <w:hideMark/>
+          </w:tcPr>
+          <w:p>
+            <w:pPr>
+              <w:spacing w:line="240" w:lineRule="auto"/>
+              <w:rPr>
+                <w:rFonts w:ascii="Times New Roman" w:eastAsia="Times New Roman" w:hAnsi="Times New Roman" w:cs="Times New Roman"/>
+                <w:kern w:val="0"/>
+                <w:lang w:eastAsia="es-MX"/>
+                <w14:ligatures w14:val="none"/>
+              </w:rPr>
+            </w:pPr>
+            <w:r>
+              <w:rPr>
+                <w:rFonts w:ascii="Calibri" w:eastAsia="Times New Roman" w:hAnsi="Calibri" w:cs="Calibri"/>
+                <w:color w:val="000000"/>
+                <w:kern w:val="0"/>
+                <w:sz w:val="22"/>
+                <w:szCs w:val="22"/>
+                <w:lang w:eastAsia="es-MX"/>
+                <w14:ligatures w14:val="none"/>
+              </w:rPr>
+              <w:t>Modelo de visión-lenguaje</w:t>
+            </w:r>
+          </w:p>
+        </w:tc>
+      </w:tr>
+      <w:tr>
+        <w:trPr>
+          <w:jc w:val="center"/>
+        </w:trPr>
+        <w:tc>
+          <w:tcPr>
+            <w:tcW w:w="0" w:type="auto"/>
+            <w:tcMar>
+              <w:top w:w="100" w:type="dxa"/>
+              <w:left w:w="100" w:type="dxa"/>
+              <w:bottom w:w="100" w:type="dxa"/>
+              <w:right w:w="100" w:type="dxa"/>
+            </w:tcMar>
+            <w:hideMark/>
+          </w:tcPr>
+          <w:p>
+            <w:pPr>
+              <w:spacing w:line="240" w:lineRule="auto"/>
+              <w:rPr>
+                <w:rFonts w:ascii="Times New Roman" w:eastAsia="Times New Roman" w:hAnsi="Times New Roman" w:cs="Times New Roman"/>
+                <w:kern w:val="0"/>
+                <w:lang w:eastAsia="es-MX"/>
+                <w14:ligatures w14:val="none"/>
+              </w:rPr>
+            </w:pPr>
+            <w:r>
+              <w:rPr>
+                <w:rFonts w:ascii="Calibri" w:eastAsia="Times New Roman" w:hAnsi="Calibri" w:cs="Calibri"/>
+                <w:color w:val="000000"/>
+                <w:kern w:val="0"/>
+                <w:sz w:val="22"/>
+                <w:szCs w:val="22"/>
+                <w:lang w:eastAsia="es-MX"/>
+                <w14:ligatures w14:val="none"/>
+              </w:rPr>
+              <w:lastRenderedPageBreak/>
+              <w:t>RAG</w:t>
+            </w:r>
+          </w:p>
+        </w:tc>
+        <w:tc>
+          <w:tcPr>
+            <w:tcW w:w="0" w:type="auto"/>
+            <w:tcMar>
+              <w:top w:w="100" w:type="dxa"/>
+              <w:left w:w="100" w:type="dxa"/>
+              <w:bottom w:w="100" w:type="dxa"/>
+              <w:right w:w="100" w:type="dxa"/>
+            </w:tcMar>
+            <w:hideMark/>
+          </w:tcPr>
+          <w:p>
+            <w:pPr>
+              <w:spacing w:line="240" w:lineRule="auto"/>
+              <w:rPr>
+                <w:rFonts w:ascii="Times New Roman" w:eastAsia="Times New Roman" w:hAnsi="Times New Roman" w:cs="Times New Roman"/>
+                <w:kern w:val="0"/>
+                <w:lang w:eastAsia="es-MX"/>
+                <w14:ligatures w14:val="none"/>
+              </w:rPr>
+            </w:pPr>
+            <w:r>
+              <w:rPr>
+                <w:rFonts w:ascii="Calibri" w:eastAsia="Times New Roman" w:hAnsi="Calibri" w:cs="Calibri"/>
+                <w:color w:val="000000"/>
+                <w:kern w:val="0"/>
+                <w:sz w:val="22"/>
+                <w:szCs w:val="22"/>
+                <w:lang w:eastAsia="es-MX"/>
+                <w14:ligatures w14:val="none"/>
+              </w:rPr>
+              <w:t>Generación aumentada por recuperación</w:t>
+            </w:r>
+          </w:p>
+        </w:tc>
+      </w:tr>
+      <w:tr>
+        <w:trPr>
+          <w:jc w:val="center"/>
+        </w:trPr>
+        <w:tc>
+          <w:tcPr>
+            <w:tcW w:w="0" w:type="auto"/>
+            <w:tcMar>
+              <w:top w:w="100" w:type="dxa"/>
+              <w:left w:w="100" w:type="dxa"/>
+              <w:bottom w:w="100" w:type="dxa"/>
+              <w:right w:w="100" w:type="dxa"/>
+            </w:tcMar>
+            <w:hideMark/>
+          </w:tcPr>
+          <w:p>
+            <w:pPr>
+              <w:spacing w:line="240" w:lineRule="auto"/>
+              <w:rPr>
+                <w:rFonts w:ascii="Times New Roman" w:eastAsia="Times New Roman" w:hAnsi="Times New Roman" w:cs="Times New Roman"/>
+                <w:kern w:val="0"/>
+                <w:lang w:eastAsia="es-MX"/>
+                <w14:ligatures w14:val="none"/>
+              </w:rPr>
+            </w:pPr>
+            <w:r>
+              <w:rPr>
+                <w:rFonts w:ascii="Calibri" w:eastAsia="Times New Roman" w:hAnsi="Calibri" w:cs="Calibri"/>
+                <w:color w:val="000000"/>
+                <w:kern w:val="0"/>
+                <w:sz w:val="22"/>
+                <w:szCs w:val="22"/>
+                <w:lang w:eastAsia="es-MX"/>
+                <w14:ligatures w14:val="none"/>
+              </w:rPr>
+              <w:t>Embeddings</w:t>
+            </w:r>
+          </w:p>
+        </w:tc>
+        <w:tc>
+          <w:tcPr>
+            <w:tcW w:w="0" w:type="auto"/>
+            <w:tcMar>
+              <w:top w:w="100" w:type="dxa"/>
+              <w:left w:w="100" w:type="dxa"/>
+              <w:bottom w:w="100" w:type="dxa"/>
+              <w:right w:w="100" w:type="dxa"/>
+            </w:tcMar>
+            <w:hideMark/>
+          </w:tcPr>
+          <w:p>
+            <w:pPr>
+              <w:spacing w:line="240" w:lineRule="auto"/>
+              <w:rPr>
+                <w:rFonts w:ascii="Times New Roman" w:eastAsia="Times New Roman" w:hAnsi="Times New Roman" w:cs="Times New Roman"/>
+                <w:kern w:val="0"/>
+                <w:lang w:eastAsia="es-MX"/>
+                <w14:ligatures w14:val="none"/>
+              </w:rPr>
+            </w:pPr>
+            <w:r>
+              <w:rPr>
+                <w:rFonts w:ascii="Calibri" w:eastAsia="Times New Roman" w:hAnsi="Calibri" w:cs="Calibri"/>
+                <w:color w:val="000000"/>
+                <w:kern w:val="0"/>
+                <w:sz w:val="22"/>
+                <w:szCs w:val="22"/>
+                <w:lang w:eastAsia="es-MX"/>
+                <w14:ligatures w14:val="none"/>
+              </w:rPr>
+              <w:t>Representaciones vectoriales de información</w:t>
+            </w:r>
+          </w:p>
+        </w:tc>
+      </w:tr>
+      <w:tr>
+        <w:trPr>
+          <w:jc w:val="center"/>
+        </w:trPr>
+        <w:tc>
+          <w:tcPr>
+            <w:tcW w:w="0" w:type="auto"/>
+            <w:tcMar>
+              <w:top w:w="100" w:type="dxa"/>
+              <w:left w:w="100" w:type="dxa"/>
+              <w:bottom w:w="100" w:type="dxa"/>
+              <w:right w:w="100" w:type="dxa"/>
+            </w:tcMar>
+            <w:hideMark/>
+          </w:tcPr>
+          <w:p>
+            <w:pPr>
+              <w:spacing w:line="240" w:lineRule="auto"/>
+              <w:rPr>
+                <w:rFonts w:ascii="Times New Roman" w:eastAsia="Times New Roman" w:hAnsi="Times New Roman" w:cs="Times New Roman"/>
+                <w:kern w:val="0"/>
+                <w:lang w:eastAsia="es-MX"/>
+                <w14:ligatures w14:val="none"/>
+              </w:rPr>
+            </w:pPr>
+            <w:r>
+              <w:rPr>
+                <w:rFonts w:ascii="Calibri" w:eastAsia="Times New Roman" w:hAnsi="Calibri" w:cs="Calibri"/>
+                <w:color w:val="000000"/>
+                <w:kern w:val="0"/>
+                <w:sz w:val="22"/>
+                <w:szCs w:val="22"/>
+                <w:lang w:eastAsia="es-MX"/>
+                <w14:ligatures w14:val="none"/>
+              </w:rPr>
+              <w:t>Vector DB</w:t>
+            </w:r>
+          </w:p>
+        </w:tc>
+        <w:tc>
+          <w:tcPr>
+            <w:tcW w:w="0" w:type="auto"/>
+            <w:tcMar>
+              <w:top w:w="100" w:type="dxa"/>
+              <w:left w:w="100" w:type="dxa"/>
+              <w:bottom w:w="100" w:type="dxa"/>
+              <w:right w:w="100" w:type="dxa"/>
+            </w:tcMar>
+            <w:hideMark/>
+          </w:tcPr>
+          <w:p>
+            <w:pPr>
+              <w:spacing w:line="240" w:lineRule="auto"/>
+              <w:rPr>
+                <w:rFonts w:ascii="Times New Roman" w:eastAsia="Times New Roman" w:hAnsi="Times New Roman" w:cs="Times New Roman"/>
+                <w:kern w:val="0"/>
+                <w:lang w:eastAsia="es-MX"/>
+                <w14:ligatures w14:val="none"/>
+              </w:rPr>
+            </w:pPr>
+            <w:r>
+              <w:rPr>
+                <w:rFonts w:ascii="Calibri" w:eastAsia="Times New Roman" w:hAnsi="Calibri" w:cs="Calibri"/>
+                <w:color w:val="000000"/>
+                <w:kern w:val="0"/>
+                <w:sz w:val="22"/>
+                <w:szCs w:val="22"/>
+                <w:lang w:eastAsia="es-MX"/>
+                <w14:ligatures w14:val="none"/>
+              </w:rPr>
+              <w:t>Base de datos para búsqueda de representaciones vectoriales</w:t>
+            </w:r>
+          </w:p>
+        </w:tc>
+      </w:tr>
+      <w:tr>
+        <w:trPr>
+          <w:jc w:val="center"/>
+        </w:trPr>
+        <w:tc>
+          <w:tcPr>
+            <w:tcW w:w="0" w:type="auto"/>
+            <w:tcMar>
+              <w:top w:w="100" w:type="dxa"/>
+              <w:left w:w="100" w:type="dxa"/>
+              <w:bottom w:w="100" w:type="dxa"/>
+              <w:right w:w="100" w:type="dxa"/>
+            </w:tcMar>
+            <w:hideMark/>
+          </w:tcPr>
+          <w:p>
+            <w:pPr>
+              <w:spacing w:line="240" w:lineRule="auto"/>
+              <w:rPr>
+                <w:rFonts w:ascii="Times New Roman" w:eastAsia="Times New Roman" w:hAnsi="Times New Roman" w:cs="Times New Roman"/>
+                <w:kern w:val="0"/>
+                <w:lang w:eastAsia="es-MX"/>
+                <w14:ligatures w14:val="none"/>
+              </w:rPr>
+            </w:pPr>
+            <w:r>
+              <w:rPr>
+                <w:rFonts w:ascii="Calibri" w:eastAsia="Times New Roman" w:hAnsi="Calibri" w:cs="Calibri"/>
+                <w:color w:val="000000"/>
+                <w:kern w:val="0"/>
+                <w:sz w:val="22"/>
+                <w:szCs w:val="22"/>
+                <w:lang w:eastAsia="es-MX"/>
+                <w14:ligatures w14:val="none"/>
+              </w:rPr>
+              <w:t>Input Router</w:t>
+            </w:r>
+          </w:p>
+        </w:tc>
+        <w:tc>
+          <w:tcPr>
+            <w:tcW w:w="0" w:type="auto"/>
+            <w:tcMar>
+              <w:top w:w="100" w:type="dxa"/>
+              <w:left w:w="100" w:type="dxa"/>
+              <w:bottom w:w="100" w:type="dxa"/>
+              <w:right w:w="100" w:type="dxa"/>
+            </w:tcMar>
+            <w:hideMark/>
+          </w:tcPr>
+          <w:p>
+            <w:pPr>
+              <w:spacing w:line="240" w:lineRule="auto"/>
+              <w:rPr>
+                <w:rFonts w:ascii="Times New Roman" w:eastAsia="Times New Roman" w:hAnsi="Times New Roman" w:cs="Times New Roman"/>
+                <w:kern w:val="0"/>
+                <w:lang w:eastAsia="es-MX"/>
+                <w14:ligatures w14:val="none"/>
+              </w:rPr>
+            </w:pPr>
+            <w:r>
+              <w:rPr>
+                <w:rFonts w:ascii="Calibri" w:eastAsia="Times New Roman" w:hAnsi="Calibri" w:cs="Calibri"/>
+                <w:color w:val="000000"/>
+                <w:kern w:val="0"/>
+                <w:sz w:val="22"/>
+                <w:szCs w:val="22"/>
+                <w:lang w:eastAsia="es-MX"/>
+                <w14:ligatures w14:val="none"/>
+              </w:rPr>
+              <w:t>Componente que dirige entradas según su modalidad</w:t>
+            </w:r>
+          </w:p>
+        </w:tc>
+      </w:tr>
+      <w:tr>
+        <w:trPr>
+          <w:jc w:val="center"/>
+        </w:trPr>
+        <w:tc>
+          <w:tcPr>
+            <w:tcW w:w="0" w:type="auto"/>
+            <w:tcMar>
+              <w:top w:w="100" w:type="dxa"/>
+              <w:left w:w="100" w:type="dxa"/>
+              <w:bottom w:w="100" w:type="dxa"/>
+              <w:right w:w="100" w:type="dxa"/>
+            </w:tcMar>
+            <w:hideMark/>
+          </w:tcPr>
+          <w:p>
+            <w:pPr>
+              <w:spacing w:line="240" w:lineRule="auto"/>
+              <w:rPr>
+                <w:rFonts w:ascii="Times New Roman" w:eastAsia="Times New Roman" w:hAnsi="Times New Roman" w:cs="Times New Roman"/>
+                <w:kern w:val="0"/>
+                <w:lang w:eastAsia="es-MX"/>
+                <w14:ligatures w14:val="none"/>
+              </w:rPr>
+            </w:pPr>
+            <w:r>
+              <w:rPr>
+                <w:rFonts w:ascii="Calibri" w:eastAsia="Times New Roman" w:hAnsi="Calibri" w:cs="Calibri"/>
+                <w:color w:val="000000"/>
+                <w:kern w:val="0"/>
+                <w:sz w:val="22"/>
+                <w:szCs w:val="22"/>
+                <w:lang w:eastAsia="es-MX"/>
+                <w14:ligatures w14:val="none"/>
+              </w:rPr>
+              <w:t>Parsing</w:t>
+            </w:r>
+          </w:p>
+        </w:tc>
+        <w:tc>
+          <w:tcPr>
+            <w:tcW w:w="0" w:type="auto"/>
+            <w:tcMar>
+              <w:top w:w="100" w:type="dxa"/>
+              <w:left w:w="100" w:type="dxa"/>
+              <w:bottom w:w="100" w:type="dxa"/>
+              <w:right w:w="100" w:type="dxa"/>
+            </w:tcMar>
+            <w:hideMark/>
+          </w:tcPr>
+          <w:p>
+            <w:pPr>
+              <w:spacing w:line="240" w:lineRule="auto"/>
+              <w:rPr>
+                <w:rFonts w:ascii="Times New Roman" w:eastAsia="Times New Roman" w:hAnsi="Times New Roman" w:cs="Times New Roman"/>
+                <w:kern w:val="0"/>
+                <w:lang w:eastAsia="es-MX"/>
+                <w14:ligatures w14:val="none"/>
+              </w:rPr>
+            </w:pPr>
+            <w:r>
+              <w:rPr>
+                <w:rFonts w:ascii="Calibri" w:eastAsia="Times New Roman" w:hAnsi="Calibri" w:cs="Calibri"/>
+                <w:color w:val="000000"/>
+                <w:kern w:val="0"/>
+                <w:sz w:val="22"/>
+                <w:szCs w:val="22"/>
+                <w:lang w:eastAsia="es-MX"/>
+                <w14:ligatures w14:val="none"/>
+              </w:rPr>
+              <w:t>Extracción y estructuración de contenido de documentos</w:t>
+            </w:r>
+          </w:p>
+        </w:tc>
+      </w:tr>
+      <w:tr>
+        <w:trPr>
+          <w:jc w:val="center"/>
+        </w:trPr>
+        <w:tc>
+          <w:tcPr>
+            <w:tcW w:w="0" w:type="auto"/>
+            <w:tcMar>
+              <w:top w:w="100" w:type="dxa"/>
+              <w:left w:w="100" w:type="dxa"/>
+              <w:bottom w:w="100" w:type="dxa"/>
+              <w:right w:w="100" w:type="dxa"/>
+            </w:tcMar>
+            <w:hideMark/>
+          </w:tcPr>
+          <w:p>
+            <w:pPr>
+              <w:spacing w:line="240" w:lineRule="auto"/>
+              <w:rPr>
+                <w:rFonts w:ascii="Times New Roman" w:eastAsia="Times New Roman" w:hAnsi="Times New Roman" w:cs="Times New Roman"/>
+                <w:kern w:val="0"/>
+                <w:lang w:eastAsia="es-MX"/>
+                <w14:ligatures w14:val="none"/>
+              </w:rPr>
+            </w:pPr>
+            <w:r>
+              <w:rPr>
+                <w:rFonts w:ascii="Calibri" w:eastAsia="Times New Roman" w:hAnsi="Calibri" w:cs="Calibri"/>
+                <w:color w:val="000000"/>
+                <w:kern w:val="0"/>
+                <w:sz w:val="22"/>
+                <w:szCs w:val="22"/>
+                <w:lang w:eastAsia="es-MX"/>
+                <w14:ligatures w14:val="none"/>
+              </w:rPr>
+              <w:t>Observabilidad</w:t>
+            </w:r>
+          </w:p>
+        </w:tc>
+        <w:tc>
+          <w:tcPr>
+            <w:tcW w:w="0" w:type="auto"/>
+            <w:tcMar>
+              <w:top w:w="100" w:type="dxa"/>
+              <w:left w:w="100" w:type="dxa"/>
+              <w:bottom w:w="100" w:type="dxa"/>
+              <w:right w:w="100" w:type="dxa"/>
+            </w:tcMar>
+            <w:hideMark/>
+          </w:tcPr>
+          <w:p>
+            <w:pPr>
+              <w:spacing w:line="240" w:lineRule="auto"/>
+              <w:rPr>
+                <w:rFonts w:ascii="Times New Roman" w:eastAsia="Times New Roman" w:hAnsi="Times New Roman" w:cs="Times New Roman"/>
+                <w:kern w:val="0"/>
+                <w:lang w:eastAsia="es-MX"/>
+                <w14:ligatures w14:val="none"/>
+              </w:rPr>
+            </w:pPr>
+            <w:r>
+              <w:rPr>
+                <w:rFonts w:ascii="Calibri" w:eastAsia="Times New Roman" w:hAnsi="Calibri" w:cs="Calibri"/>
+                <w:color w:val="000000"/>
+                <w:kern w:val="0"/>
+                <w:sz w:val="22"/>
+                <w:szCs w:val="22"/>
+                <w:lang w:eastAsia="es-MX"/>
+                <w14:ligatures w14:val="none"/>
+              </w:rPr>
+              <w:t>Registro y seguimiento del funcionamiento del sistema</w:t>
+            </w:r>
+          </w:p>
+        </w:tc>
+      </w:tr>
+      <w:tr>
+        <w:trPr>
+          <w:jc w:val="center"/>
+        </w:trPr>
+        <w:tc>
+          <w:tcPr>
+            <w:tcW w:w="0" w:type="auto"/>
+            <w:tcMar>
+              <w:top w:w="100" w:type="dxa"/>
+              <w:left w:w="100" w:type="dxa"/>
+              <w:bottom w:w="100" w:type="dxa"/>
+              <w:right w:w="100" w:type="dxa"/>
+            </w:tcMar>
+            <w:hideMark/>
+          </w:tcPr>
+          <w:p>
+            <w:pPr>
+              <w:spacing w:line="240" w:lineRule="auto"/>
+              <w:rPr>
+                <w:rFonts w:ascii="Times New Roman" w:eastAsia="Times New Roman" w:hAnsi="Times New Roman" w:cs="Times New Roman"/>
+                <w:kern w:val="0"/>
+                <w:lang w:eastAsia="es-MX"/>
+                <w14:ligatures w14:val="none"/>
+              </w:rPr>
+            </w:pPr>
+            <w:r>
+              <w:rPr>
+                <w:rFonts w:ascii="Calibri" w:eastAsia="Times New Roman" w:hAnsi="Calibri" w:cs="Calibri"/>
+                <w:color w:val="000000"/>
+                <w:kern w:val="0"/>
+                <w:sz w:val="22"/>
+                <w:szCs w:val="22"/>
+                <w:lang w:eastAsia="es-MX"/>
+                <w14:ligatures w14:val="none"/>
+              </w:rPr>
+              <w:t>HITL</w:t>
+            </w:r>
+          </w:p>
+        </w:tc>
+        <w:tc>
+          <w:tcPr>
+            <w:tcW w:w="0" w:type="auto"/>
+            <w:tcMar>
+              <w:top w:w="100" w:type="dxa"/>
+              <w:left w:w="100" w:type="dxa"/>
+              <w:bottom w:w="100" w:type="dxa"/>
+              <w:right w:w="100" w:type="dxa"/>
+            </w:tcMar>
+            <w:hideMark/>
+          </w:tcPr>
+          <w:p>
+            <w:pPr>
+              <w:spacing w:line="240" w:lineRule="auto"/>
+              <w:rPr>
+                <w:rFonts w:ascii="Times New Roman" w:eastAsia="Times New Roman" w:hAnsi="Times New Roman" w:cs="Times New Roman"/>
+                <w:kern w:val="0"/>
+                <w:lang w:eastAsia="es-MX"/>
+                <w14:ligatures w14:val="none"/>
+              </w:rPr>
+            </w:pPr>
+            <w:r>
+              <w:rPr>
+                <w:rFonts w:ascii="Calibri" w:eastAsia="Times New Roman" w:hAnsi="Calibri" w:cs="Calibri"/>
+                <w:color w:val="000000"/>
+                <w:kern w:val="0"/>
+                <w:sz w:val="22"/>
+                <w:szCs w:val="22"/>
+                <w:lang w:eastAsia="es-MX"/>
+                <w14:ligatures w14:val="none"/>
+              </w:rPr>
+              <w:t>Participación o aprobación humana en un proceso</w:t>
+            </w:r>
+          </w:p>
+        </w:tc>
+      </w:tr>
+    </w:tbl>
+    <w:p>
+      <w:pPr>
+        <w:spacing w:before="160" w:after="80" w:line="240" w:lineRule="auto"/>
+        <w:outlineLvl w:val="1"/>
+        <w:rPr>
+          <w:rFonts w:ascii="Times New Roman" w:eastAsia="Times New Roman" w:hAnsi="Times New Roman" w:cs="Times New Roman"/>
+          <w:b/>
+          <w:bCs/>
+          <w:kern w:val="0"/>
+          <w:sz w:val="36"/>
+          <w:szCs w:val="36"/>
+          <w:lang w:eastAsia="es-MX"/>
+          <w14:ligatures w14:val="none"/>
+        </w:rPr>
+      </w:pPr>
+      <w:r>
+        <w:rPr>
+          <w:rFonts w:ascii="Arial" w:eastAsia="Times New Roman" w:hAnsi="Arial" w:cs="Arial"/>
+          <w:color w:val="0F4761"/>
+          <w:kern w:val="0"/>
+          <w:sz w:val="32"/>
+          <w:szCs w:val="32"/>
+          <w:lang w:eastAsia="es-MX"/>
+          <w14:ligatures w14:val="none"/>
+        </w:rPr>
+        <w:t>1.4 Referencias</w:t>
+      </w:r>
+    </w:p>
+    <w:p>
+      <w:pPr>
+        <w:spacing w:line="240" w:lineRule="auto"/>
+        <w:rPr>
+          <w:rFonts w:ascii="Times New Roman" w:eastAsia="Times New Roman" w:hAnsi="Times New Roman" w:cs="Times New Roman"/>
+          <w:kern w:val="0"/>
+          <w:lang w:eastAsia="es-MX"/>
+          <w14:ligatures w14:val="none"/>
+        </w:rPr>
+      </w:pPr>
+      <w:r>
+        <w:rPr>
+          <w:rFonts w:ascii="Arial" w:eastAsia="Times New Roman" w:hAnsi="Arial" w:cs="Arial"/>
+          <w:color w:val="000000"/>
+          <w:kern w:val="0"/>
+          <w:sz w:val="18"/>
+          <w:szCs w:val="18"/>
+          <w:lang w:eastAsia="es-MX"/>
+          <w14:ligatures w14:val="none"/>
+        </w:rPr>
+        <w:t>R1. Universidad de Guadalajara. (2026, 17 de septiembre). Proyecto Final: Arquitectura de Sistemas de Inteligencia Artificial, “Diseño e implementación de sistemas modernos de IA”, </w:t>
+      </w:r>
+    </w:p>
+    <w:p>
+      <w:pPr>
+        <w:spacing w:line="240" w:lineRule="auto"/>
+        <w:rPr>
+          <w:rFonts w:ascii="Times New Roman" w:eastAsia="Times New Roman" w:hAnsi="Times New Roman" w:cs="Times New Roman"/>
+          <w:kern w:val="0"/>
+          <w:lang w:eastAsia="es-MX"/>
+          <w14:ligatures w14:val="none"/>
+        </w:rPr>
+      </w:pPr>
+      <w:r>
+        <w:rPr>
+          <w:rFonts w:ascii="Arial" w:eastAsia="Times New Roman" w:hAnsi="Arial" w:cs="Arial"/>
+          <w:color w:val="000000"/>
+          <w:kern w:val="0"/>
+          <w:sz w:val="18"/>
+          <w:szCs w:val="18"/>
+          <w:lang w:eastAsia="es-MX"/>
+          <w14:ligatures w14:val="none"/>
+        </w:rPr>
+        <w:t>R2. Plantilla SRS.docx proporcionada para esta actividad, con estructura rotulada IEEE 830-1998.</w:t>
+      </w:r>
+    </w:p>
+    <w:p>
+      <w:pPr>
+        <w:spacing w:line="240" w:lineRule="auto"/>
+        <w:rPr>
+          <w:rFonts w:ascii="Times New Roman" w:eastAsia="Times New Roman" w:hAnsi="Times New Roman" w:cs="Times New Roman"/>
+          <w:kern w:val="0"/>
+          <w:lang w:eastAsia="es-MX"/>
+          <w14:ligatures w14:val="none"/>
+        </w:rPr>
+      </w:pPr>
+      <w:r>
+        <w:rPr>
+          <w:rFonts w:ascii="Arial" w:eastAsia="Times New Roman" w:hAnsi="Arial" w:cs="Arial"/>
+          <w:color w:val="000000"/>
+          <w:kern w:val="0"/>
+          <w:sz w:val="18"/>
+          <w:szCs w:val="18"/>
+          <w:lang w:eastAsia="es-MX"/>
+          <w14:ligatures w14:val="none"/>
+        </w:rPr>
+        <w:t>R3. IEEE Std 830-1998, Recommended Practice for Software Requirements Specifications (referencia normativa de la estructura solicitada; no se afirma certificación de conformidad).</w:t>
+      </w:r>
+    </w:p>
+    <w:p>
+      <w:pPr>
+        <w:spacing w:before="160" w:after="80" w:line="240" w:lineRule="auto"/>
+        <w:outlineLvl w:val="1"/>
+        <w:rPr>
+          <w:rFonts w:ascii="Times New Roman" w:eastAsia="Times New Roman" w:hAnsi="Times New Roman" w:cs="Times New Roman"/>
+          <w:b/>
+          <w:bCs/>
+          <w:kern w:val="0"/>
+          <w:sz w:val="36"/>
+          <w:szCs w:val="36"/>
+          <w:lang w:eastAsia="es-MX"/>
+          <w14:ligatures w14:val="none"/>
+        </w:rPr>
+      </w:pPr>
+      <w:r>
+        <w:rPr>
+          <w:rFonts w:ascii="Arial" w:eastAsia="Times New Roman" w:hAnsi="Arial" w:cs="Arial"/>
+          <w:color w:val="0F4761"/>
+          <w:kern w:val="0"/>
+          <w:sz w:val="32"/>
+          <w:szCs w:val="32"/>
+          <w:lang w:eastAsia="es-MX"/>
+          <w14:ligatures w14:val="none"/>
+        </w:rPr>
+        <w:t>1.5 Apreciación global</w:t>
+      </w:r>
+    </w:p>
+    <w:p>
+      <w:pPr>
+        <w:spacing w:line="240" w:lineRule="auto"/>
+        <w:rPr>
+          <w:rFonts w:ascii="Times New Roman" w:eastAsia="Times New Roman" w:hAnsi="Times New Roman" w:cs="Times New Roman"/>
+          <w:kern w:val="0"/>
+          <w:lang w:eastAsia="es-MX"/>
+          <w14:ligatures w14:val="none"/>
+        </w:rPr>
+      </w:pPr>
+      <w:r>
+        <w:rPr>
+          <w:rFonts w:ascii="Arial" w:eastAsia="Times New Roman" w:hAnsi="Arial" w:cs="Arial"/>
+          <w:color w:val="000000"/>
+          <w:kern w:val="0"/>
+          <w:sz w:val="18"/>
+          <w:szCs w:val="18"/>
+          <w:lang w:eastAsia="es-MX"/>
+          <w14:ligatures w14:val="none"/>
+        </w:rPr>
+        <w:t>La sección 2 describe el producto y su contexto. La sección 3 establece requisitos identificados y casos de uso, además de criterios de calidad. La sección 4 registra arquitectura de referencia, trazabilidad, pruebas y decisiones pendientes.</w:t>
+      </w:r>
+    </w:p>
+    <w:p>
+      <w:pPr>
+        <w:spacing w:after="0" w:line="240" w:lineRule="auto"/>
+        <w:rPr>
+          <w:rFonts w:ascii="Times New Roman" w:eastAsia="Times New Roman" w:hAnsi="Times New Roman" w:cs="Times New Roman"/>
+          <w:kern w:val="0"/>
+          <w:lang w:eastAsia="es-MX"/>
+          <w14:ligatures w14:val="none"/>
+        </w:rPr>
+      </w:pPr>
+    </w:p>
+    <w:p>
+      <w:pPr>
+        <w:rPr>
           <w:lang w:val="es-ES_tradnl"/>
         </w:rPr>
-        <w:t>IEEE-830</w:t>
-      </w:r>
+      </w:pPr>
     </w:p>
     <w:sectPr>
       <w:pgSz w:w="12240" w:h="15840"/>
@@ -453,7 +2030,6 @@
     <w:next w:val="Normal"/>
     <w:link w:val="Ttulo2Car"/>
     <w:uiPriority w:val="9"/>
-    <w:semiHidden/>
     <w:unhideWhenUsed/>
     <w:qFormat/>
     <w:rsid w:val="00CA215C"/>
@@ -670,7 +2246,6 @@
     <w:basedOn w:val="Fuentedeprrafopredeter"/>
     <w:link w:val="Ttulo2"/>
     <w:uiPriority w:val="9"/>
-    <w:semiHidden/>
     <w:rsid w:val="00CA215C"/>
     <w:rPr>
       <w:rFonts w:asciiTheme="majorHAnsi" w:eastAsiaTheme="majorEastAsia" w:hAnsiTheme="majorHAnsi" w:cstheme="majorBidi"/>
@@ -940,6 +2515,23 @@
       <w:smallCaps/>
       <w:color w:val="0F4761" w:themeColor="accent1" w:themeShade="BF"/>
       <w:spacing w:val="5"/>
+    </w:rPr>
+  </w:style>
+  <w:style w:type="paragraph" w:styleId="NormalWeb">
+    <w:name w:val="Normal (Web)"/>
+    <w:basedOn w:val="Normal"/>
+    <w:uiPriority w:val="99"/>
+    <w:semiHidden/>
+    <w:unhideWhenUsed/>
+    <w:rsid w:val="008E451D"/>
+    <w:pPr>
+      <w:spacing w:before="100" w:beforeAutospacing="1" w:after="100" w:afterAutospacing="1" w:line="240" w:lineRule="auto"/>
+    </w:pPr>
+    <w:rPr>
+      <w:rFonts w:ascii="Times New Roman" w:eastAsia="Times New Roman" w:hAnsi="Times New Roman" w:cs="Times New Roman"/>
+      <w:kern w:val="0"/>
+      <w:lang w:eastAsia="es-MX"/>
+      <w14:ligatures w14:val="none"/>
     </w:rPr>
   </w:style>
 </w:styles>
